--- a/FuentesCurso/UD 05. Redes y volumenes en Docker/UD 05.06 - Caso practico 04 - Grafana.docx
+++ b/FuentesCurso/UD 05. Redes y volumenes en Docker/UD 05.06 - Caso practico 04 - Grafana.docx
@@ -22,12 +22,13 @@
         <w:rPr>
           <w:rFonts w:ascii="Proxima Nova" w:cs="Proxima Nova" w:eastAsia="Proxima Nova" w:hAnsi="Proxima Nova"/>
           <w:b w:val="0"/>
+          <w:bCs w:val="0"/>
           <w:color w:val="669966"/>
           <w:sz w:val="48"/>
           <w:szCs w:val="48"/>
           <w:rtl w:val="0"/>
         </w:rPr>
-        <w:t xml:space="preserve">Introducción a Docker</w:t>
+        <w:t xml:space="preserve">Introducción a Docker y Kubernetes</w:t>
       </w:r>
       <w:r>
         <w:rPr>
@@ -73,12 +74,12 @@
           <wp:inline distB="114300" distT="114300" distL="114300" distR="114300">
             <wp:extent cx="447675" cy="57150"/>
             <wp:effectExtent b="0" l="0" r="0" t="0"/>
-            <wp:docPr descr="short line" id="4" name="image5.png"/>
+            <wp:docPr descr="short line" id="4" name="image2.png"/>
             <a:graphic>
               <a:graphicData uri="http://schemas.openxmlformats.org/drawingml/2006/picture">
                 <pic:pic>
                   <pic:nvPicPr>
-                    <pic:cNvPr descr="short line" id="0" name="image5.png"/>
+                    <pic:cNvPr descr="short line" id="0" name="image2.png"/>
                     <pic:cNvPicPr preferRelativeResize="0"/>
                   </pic:nvPicPr>
                   <pic:blipFill>
@@ -235,12 +236,12 @@
           <wp:inline distB="114300" distT="114300" distL="114300" distR="114300">
             <wp:extent cx="6120000" cy="444500"/>
             <wp:effectExtent b="0" l="0" r="0" t="0"/>
-            <wp:docPr id="1" name="image2.png"/>
+            <wp:docPr id="1" name="image1.png"/>
             <a:graphic>
               <a:graphicData uri="http://schemas.openxmlformats.org/drawingml/2006/picture">
                 <pic:pic>
                   <pic:nvPicPr>
-                    <pic:cNvPr id="0" name="image2.png"/>
+                    <pic:cNvPr id="0" name="image1.png"/>
                     <pic:cNvPicPr preferRelativeResize="0"/>
                   </pic:nvPicPr>
                   <pic:blipFill>
@@ -310,31 +311,30 @@
     </w:p>
     <w:p>
       <w:pPr>
+        <w:widowControl w:val="1"/>
+        <w:spacing w:after="0" w:before="200" w:line="300" w:lineRule="auto"/>
+        <w:rPr>
+          <w:rFonts w:ascii="Proxima Nova" w:cs="Proxima Nova" w:eastAsia="Proxima Nova" w:hAnsi="Proxima Nova"/>
+          <w:sz w:val="32"/>
+          <w:szCs w:val="32"/>
+        </w:rPr>
+      </w:pPr>
+      <w:r>
+        <w:rPr>
+          <w:rFonts w:ascii="Proxima Nova" w:cs="Proxima Nova" w:eastAsia="Proxima Nova" w:hAnsi="Proxima Nova"/>
+          <w:sz w:val="32"/>
+          <w:szCs w:val="32"/>
+          <w:rtl w:val="0"/>
+        </w:rPr>
+        <w:t xml:space="preserve">Actualizado Enero 2026</w:t>
+      </w:r>
+    </w:p>
+    <w:p>
+      <w:pPr>
         <w:pageBreakBefore w:val="0"/>
         <w:widowControl w:val="1"/>
         <w:spacing w:after="0" w:before="200" w:line="300" w:lineRule="auto"/>
         <w:rPr>
-          <w:rFonts w:ascii="Proxima Nova" w:cs="Proxima Nova" w:eastAsia="Proxima Nova" w:hAnsi="Proxima Nova"/>
-          <w:sz w:val="32"/>
-          <w:szCs w:val="32"/>
-        </w:rPr>
-      </w:pPr>
-      <w:r>
-        <w:rPr>
-          <w:rFonts w:ascii="Proxima Nova" w:cs="Proxima Nova" w:eastAsia="Proxima Nova" w:hAnsi="Proxima Nova"/>
-          <w:sz w:val="32"/>
-          <w:szCs w:val="32"/>
-          <w:rtl w:val="0"/>
-        </w:rPr>
-        <w:t xml:space="preserve">Actualizado Febrero 2025</w:t>
-      </w:r>
-    </w:p>
-    <w:p>
-      <w:pPr>
-        <w:pageBreakBefore w:val="0"/>
-        <w:widowControl w:val="1"/>
-        <w:spacing w:after="0" w:before="200" w:line="300" w:lineRule="auto"/>
-        <w:rPr>
           <w:color w:val="336633"/>
           <w:sz w:val="28"/>
           <w:szCs w:val="28"/>
@@ -357,6 +357,7 @@
         <w:rPr>
           <w:rFonts w:ascii="Verdana" w:cs="Verdana" w:eastAsia="Verdana" w:hAnsi="Verdana"/>
           <w:b w:val="1"/>
+          <w:bCs w:val="1"/>
           <w:sz w:val="20"/>
           <w:szCs w:val="20"/>
         </w:rPr>
@@ -381,6 +382,7 @@
         <w:rPr>
           <w:rFonts w:ascii="Verdana" w:cs="Verdana" w:eastAsia="Verdana" w:hAnsi="Verdana"/>
           <w:b w:val="1"/>
+          <w:bCs w:val="1"/>
           <w:sz w:val="20"/>
           <w:szCs w:val="20"/>
           <w:rtl w:val="0"/>
@@ -409,12 +411,12 @@
             <wp:extent cx="922564" cy="322898"/>
             <wp:effectExtent b="0" l="0" r="0" t="0"/>
             <wp:wrapSquare wrapText="bothSides" distB="57150" distT="57150" distL="57150" distR="57150"/>
-            <wp:docPr id="3" name="image4.png"/>
+            <wp:docPr id="3" name="image3.png"/>
             <a:graphic>
               <a:graphicData uri="http://schemas.openxmlformats.org/drawingml/2006/picture">
                 <pic:pic>
                   <pic:nvPicPr>
-                    <pic:cNvPr id="0" name="image4.png"/>
+                    <pic:cNvPr id="0" name="image3.png"/>
                     <pic:cNvPicPr preferRelativeResize="0"/>
                   </pic:nvPicPr>
                   <pic:blipFill>
@@ -499,6 +501,7 @@
         <w:ind w:left="0" w:right="57" w:firstLine="0"/>
         <w:rPr>
           <w:b w:val="1"/>
+          <w:bCs w:val="1"/>
         </w:rPr>
       </w:pPr>
       <w:r>
@@ -512,6 +515,7 @@
       <w:r>
         <w:rPr>
           <w:b w:val="1"/>
+          <w:bCs w:val="1"/>
           <w:rtl w:val="0"/>
         </w:rPr>
         <w:t xml:space="preserve">Importante</w:t>
@@ -542,6 +546,7 @@
         <w:ind w:left="0" w:right="57" w:firstLine="0"/>
         <w:rPr>
           <w:b w:val="1"/>
+          <w:bCs w:val="1"/>
         </w:rPr>
       </w:pPr>
       <w:r>
@@ -565,6 +570,7 @@
       <w:r>
         <w:rPr>
           <w:b w:val="1"/>
+          <w:bCs w:val="1"/>
           <w:rtl w:val="0"/>
         </w:rPr>
         <w:t xml:space="preserve">Atención</w:t>
@@ -595,6 +601,7 @@
         <w:ind w:left="0" w:right="57" w:firstLine="0"/>
         <w:rPr>
           <w:b w:val="1"/>
+          <w:bCs w:val="1"/>
         </w:rPr>
       </w:pPr>
       <w:r>
@@ -614,6 +621,7 @@
       <w:r>
         <w:rPr>
           <w:b w:val="1"/>
+          <w:bCs w:val="1"/>
           <w:rtl w:val="0"/>
         </w:rPr>
         <w:t xml:space="preserve">Interesante</w:t>
@@ -621,6 +629,7 @@
     </w:p>
     <w:sdt>
       <w:sdtPr>
+        <w:id w:val="237187633"/>
         <w:docPartObj>
           <w:docPartGallery w:val="Table of Contents"/>
           <w:docPartUnique w:val="1"/>
@@ -636,6 +645,7 @@
             <w:jc w:val="left"/>
             <w:rPr>
               <w:b w:val="1"/>
+              <w:bCs w:val="1"/>
               <w:color w:val="000000"/>
               <w:sz w:val="18"/>
               <w:szCs w:val="18"/>
@@ -652,7 +662,9 @@
               <w:rPr>
                 <w:rFonts w:ascii="Calibri" w:cs="Calibri" w:eastAsia="Calibri" w:hAnsi="Calibri"/>
                 <w:b w:val="1"/>
+                <w:bCs w:val="1"/>
                 <w:i w:val="0"/>
+                <w:iCs w:val="0"/>
                 <w:smallCaps w:val="0"/>
                 <w:strike w:val="0"/>
                 <w:color w:val="000000"/>
@@ -683,6 +695,7 @@
             <w:jc w:val="left"/>
             <w:rPr>
               <w:b w:val="1"/>
+              <w:bCs w:val="1"/>
               <w:color w:val="000000"/>
               <w:sz w:val="18"/>
               <w:szCs w:val="18"/>
@@ -694,7 +707,9 @@
               <w:rPr>
                 <w:rFonts w:ascii="Calibri" w:cs="Calibri" w:eastAsia="Calibri" w:hAnsi="Calibri"/>
                 <w:b w:val="1"/>
+                <w:bCs w:val="1"/>
                 <w:i w:val="0"/>
+                <w:iCs w:val="0"/>
                 <w:smallCaps w:val="0"/>
                 <w:strike w:val="0"/>
                 <w:color w:val="000000"/>
@@ -725,6 +740,7 @@
             <w:jc w:val="left"/>
             <w:rPr>
               <w:b w:val="1"/>
+              <w:bCs w:val="1"/>
               <w:color w:val="000000"/>
               <w:sz w:val="18"/>
               <w:szCs w:val="18"/>
@@ -735,6 +751,7 @@
             <w:r>
               <w:rPr>
                 <w:b w:val="1"/>
+                <w:bCs w:val="1"/>
                 <w:color w:val="000000"/>
                 <w:sz w:val="18"/>
                 <w:szCs w:val="18"/>
@@ -761,6 +778,7 @@
             <w:jc w:val="left"/>
             <w:rPr>
               <w:b w:val="1"/>
+              <w:bCs w:val="1"/>
               <w:color w:val="000000"/>
               <w:sz w:val="18"/>
               <w:szCs w:val="18"/>
@@ -771,6 +789,7 @@
             <w:r>
               <w:rPr>
                 <w:b w:val="1"/>
+                <w:bCs w:val="1"/>
                 <w:color w:val="000000"/>
                 <w:sz w:val="18"/>
                 <w:szCs w:val="18"/>
@@ -797,6 +816,7 @@
             <w:jc w:val="left"/>
             <w:rPr>
               <w:b w:val="1"/>
+              <w:bCs w:val="1"/>
               <w:color w:val="000000"/>
               <w:sz w:val="18"/>
               <w:szCs w:val="18"/>
@@ -808,7 +828,9 @@
               <w:rPr>
                 <w:rFonts w:ascii="Calibri" w:cs="Calibri" w:eastAsia="Calibri" w:hAnsi="Calibri"/>
                 <w:b w:val="1"/>
+                <w:bCs w:val="1"/>
                 <w:i w:val="0"/>
+                <w:iCs w:val="0"/>
                 <w:smallCaps w:val="0"/>
                 <w:strike w:val="0"/>
                 <w:color w:val="000000"/>
@@ -1834,12 +1856,12 @@
           <wp:inline distB="114300" distT="114300" distL="114300" distR="114300">
             <wp:extent cx="4390163" cy="3215811"/>
             <wp:effectExtent b="0" l="0" r="0" t="0"/>
-            <wp:docPr id="2" name="image3.png"/>
+            <wp:docPr id="2" name="image4.png"/>
             <a:graphic>
               <a:graphicData uri="http://schemas.openxmlformats.org/drawingml/2006/picture">
                 <pic:pic>
                   <pic:nvPicPr>
-                    <pic:cNvPr id="0" name="image3.png"/>
+                    <pic:cNvPr id="0" name="image4.png"/>
                     <pic:cNvPicPr preferRelativeResize="0"/>
                   </pic:nvPicPr>
                   <pic:blipFill>
@@ -2787,11 +2809,19 @@
       </w:pPr>
     </w:pPrDefault>
   </w:docDefaults>
+  <w:style w:type="table" w:styleId="TableNormal" w:default="1">
+    <w:name w:val="TableNormal"/>
+    <w:tblPr>
+      <w:tblCellMar>
+        <w:top w:w="100.0" w:type="dxa"/>
+        <w:left w:w="100.0" w:type="dxa"/>
+        <w:bottom w:w="100.0" w:type="dxa"/>
+        <w:right w:w="100.0" w:type="dxa"/>
+      </w:tblCellMar>
+    </w:tblPr>
+  </w:style>
   <w:style w:type="paragraph" w:styleId="Normal" w:default="1">
     <w:name w:val="normal"/>
-  </w:style>
-  <w:style w:type="table" w:styleId="TableNormal" w:default="1">
-    <w:name w:val="Table Normal"/>
   </w:style>
   <w:style w:type="paragraph" w:styleId="Heading1">
     <w:name w:val="heading 1"/>
@@ -2839,6 +2869,7 @@
     <w:rPr>
       <w:rFonts w:ascii="Arial" w:cs="Arial" w:eastAsia="Arial" w:hAnsi="Arial"/>
       <w:b w:val="0"/>
+      <w:bCs w:val="0"/>
       <w:smallCaps w:val="0"/>
       <w:color w:val="669966"/>
       <w:sz w:val="22"/>
@@ -2859,7 +2890,9 @@
     <w:rPr>
       <w:rFonts w:ascii="Arial" w:cs="Arial" w:eastAsia="Arial" w:hAnsi="Arial"/>
       <w:b w:val="1"/>
+      <w:bCs w:val="1"/>
       <w:i w:val="1"/>
+      <w:iCs w:val="1"/>
       <w:smallCaps w:val="0"/>
       <w:sz w:val="21"/>
       <w:szCs w:val="21"/>
@@ -2880,6 +2913,7 @@
     <w:rPr>
       <w:rFonts w:ascii="Arial" w:cs="Arial" w:eastAsia="Arial" w:hAnsi="Arial"/>
       <w:b w:val="1"/>
+      <w:bCs w:val="1"/>
       <w:smallCaps w:val="1"/>
       <w:sz w:val="24"/>
       <w:szCs w:val="24"/>
@@ -2897,6 +2931,7 @@
     </w:pPr>
     <w:rPr>
       <w:b w:val="1"/>
+      <w:bCs w:val="1"/>
       <w:sz w:val="20"/>
       <w:szCs w:val="20"/>
     </w:rPr>
@@ -2913,6 +2948,7 @@
     </w:pPr>
     <w:rPr>
       <w:b w:val="1"/>
+      <w:bCs w:val="1"/>
       <w:sz w:val="72"/>
       <w:szCs w:val="72"/>
     </w:rPr>
@@ -2930,6 +2966,7 @@
     <w:rPr>
       <w:rFonts w:ascii="Georgia" w:cs="Georgia" w:eastAsia="Georgia" w:hAnsi="Georgia"/>
       <w:i w:val="1"/>
+      <w:iCs w:val="1"/>
       <w:color w:val="666666"/>
       <w:sz w:val="48"/>
       <w:szCs w:val="48"/>
@@ -2940,12 +2977,6 @@
     <w:tblPr>
       <w:tblStyleRowBandSize w:val="1"/>
       <w:tblStyleColBandSize w:val="1"/>
-      <w:tblCellMar>
-        <w:top w:w="100.0" w:type="dxa"/>
-        <w:left w:w="100.0" w:type="dxa"/>
-        <w:bottom w:w="100.0" w:type="dxa"/>
-        <w:right w:w="100.0" w:type="dxa"/>
-      </w:tblCellMar>
     </w:tblPr>
   </w:style>
   <w:style w:type="table" w:styleId="Table2">
@@ -2953,12 +2984,6 @@
     <w:tblPr>
       <w:tblStyleRowBandSize w:val="1"/>
       <w:tblStyleColBandSize w:val="1"/>
-      <w:tblCellMar>
-        <w:top w:w="100.0" w:type="dxa"/>
-        <w:left w:w="100.0" w:type="dxa"/>
-        <w:bottom w:w="100.0" w:type="dxa"/>
-        <w:right w:w="100.0" w:type="dxa"/>
-      </w:tblCellMar>
     </w:tblPr>
   </w:style>
   <w:style w:type="table" w:styleId="Table3">
@@ -2966,12 +2991,6 @@
     <w:tblPr>
       <w:tblStyleRowBandSize w:val="1"/>
       <w:tblStyleColBandSize w:val="1"/>
-      <w:tblCellMar>
-        <w:top w:w="100.0" w:type="dxa"/>
-        <w:left w:w="100.0" w:type="dxa"/>
-        <w:bottom w:w="100.0" w:type="dxa"/>
-        <w:right w:w="100.0" w:type="dxa"/>
-      </w:tblCellMar>
     </w:tblPr>
   </w:style>
   <w:style w:type="table" w:styleId="Table4">
@@ -2979,12 +2998,6 @@
     <w:tblPr>
       <w:tblStyleRowBandSize w:val="1"/>
       <w:tblStyleColBandSize w:val="1"/>
-      <w:tblCellMar>
-        <w:top w:w="100.0" w:type="dxa"/>
-        <w:left w:w="100.0" w:type="dxa"/>
-        <w:bottom w:w="100.0" w:type="dxa"/>
-        <w:right w:w="100.0" w:type="dxa"/>
-      </w:tblCellMar>
     </w:tblPr>
   </w:style>
   <w:style w:type="table" w:styleId="Table5">
@@ -2992,12 +3005,6 @@
     <w:tblPr>
       <w:tblStyleRowBandSize w:val="1"/>
       <w:tblStyleColBandSize w:val="1"/>
-      <w:tblCellMar>
-        <w:top w:w="100.0" w:type="dxa"/>
-        <w:left w:w="100.0" w:type="dxa"/>
-        <w:bottom w:w="100.0" w:type="dxa"/>
-        <w:right w:w="100.0" w:type="dxa"/>
-      </w:tblCellMar>
     </w:tblPr>
   </w:style>
 </w:styles>
